--- a/Лор/Утопия/Авторское_право.docx
+++ b/Лор/Утопия/Авторское_право.docx
@@ -78,40 +78,29 @@
       <w:r>
         <w:t xml:space="preserve"> и исключительной</w:t>
       </w:r>
+      <w:r>
+        <w:t xml:space="preserve"> собственности приобретшего. Однако он не приобретает прав авторства/контроля распространения на само произведение/техническое устройство/иную интеллектуальную собственность.</w:t>
+      </w:r>
+    </w:p>
+    <w:p>
+      <w:pPr>
+        <w:pStyle w:val="a3"/>
+        <w:rPr>
+          <w:lang w:val="en-US"/>
+        </w:rPr>
+      </w:pPr>
+    </w:p>
+    <w:p>
+      <w:pPr>
+        <w:pStyle w:val="a3"/>
+      </w:pPr>
+      <w:r>
+        <w:t xml:space="preserve">Эмуляция устройств не подпадает под авторское право, т.к. это создание нового, схожего по работе со старым, однако внутренне совершенно другим. Использование же кода, защищённого авторским правом, регулируется в соответствии с АП программных продуктов, отдельно от технической «железной» </w:t>
+      </w:r>
       <w:bookmarkStart w:id="0" w:name="_GoBack"/>
       <w:bookmarkEnd w:id="0"/>
       <w:r>
-        <w:t xml:space="preserve"> собственности приобретшего. Однако он не приобретает прав авторства/контроля распространения на само </w:t>
-      </w:r>
-      <w:r>
-        <w:t>произведен</w:t>
-      </w:r>
-      <w:r>
-        <w:t>ие</w:t>
-      </w:r>
-      <w:r>
-        <w:t>/техническ</w:t>
-      </w:r>
-      <w:r>
-        <w:t>ое</w:t>
-      </w:r>
-      <w:r>
-        <w:t xml:space="preserve"> устройств</w:t>
-      </w:r>
-      <w:r>
-        <w:t>о</w:t>
-      </w:r>
-      <w:r>
-        <w:t>/ин</w:t>
-      </w:r>
-      <w:r>
-        <w:t>ую</w:t>
-      </w:r>
-      <w:r>
-        <w:t xml:space="preserve"> интеллектуальн</w:t>
-      </w:r>
-      <w:r>
-        <w:t>ую собственность.</w:t>
+        <w:t>составляющей устройства.</w:t>
       </w:r>
     </w:p>
     <w:sectPr>

--- a/Лор/Утопия/Авторское_право.docx
+++ b/Лор/Утопия/Авторское_право.docx
@@ -4,16 +4,10 @@
   <w:body>
     <w:p>
       <w:pPr>
-        <w:pStyle w:val="a3"/>
+        <w:pStyle w:val="a5"/>
       </w:pPr>
       <w:r>
-        <w:t>Неотъемлемым</w:t>
-      </w:r>
-      <w:r>
-        <w:t xml:space="preserve"> правом человека является право на доступ</w:t>
-      </w:r>
-      <w:r>
-        <w:t>, в том или ином виде ко всем произведениям культуры и научным данным человечества.</w:t>
+        <w:t>Право на культуру.</w:t>
       </w:r>
     </w:p>
     <w:p>
@@ -21,10 +15,22 @@
         <w:pStyle w:val="a3"/>
       </w:pPr>
       <w:r>
-        <w:t xml:space="preserve">Всеми авторскими правами обладает исключительно автор произведения. Эти права неотъемлемы. Автор может только дать другим людям/организациям часть прав, касающихся произведения. Такими могут быть права распространения и контроля оригинальности, контроля платного распространения. Права контроля  и права распространения не могут быть у одной компании одновременно. </w:t>
-      </w:r>
-      <w:r>
-        <w:t>Права авторства не могут быть у компании/юридического лица.</w:t>
+        <w:t>Неотъемлемым</w:t>
+      </w:r>
+      <w:r>
+        <w:t xml:space="preserve"> правом человека является право на доступ</w:t>
+      </w:r>
+      <w:r>
+        <w:t>, в том или ином виде</w:t>
+      </w:r>
+      <w:r>
+        <w:t>,</w:t>
+      </w:r>
+      <w:r>
+        <w:t xml:space="preserve"> ко всем произведениям культуры и научным данным человечества.</w:t>
+      </w:r>
+      <w:r>
+        <w:t xml:space="preserve"> </w:t>
       </w:r>
     </w:p>
     <w:p>
@@ -32,7 +38,15 @@
         <w:pStyle w:val="a3"/>
       </w:pPr>
       <w:r>
-        <w:t>Права контроля существуют не более 10 лет с момента начала распространения. Права могут быть продлены для технических средств (если те производятся в достаточном объеме) и программного обеспечения (при постоянной значимой поддержке). Затем права переходят в общественное достояние.</w:t>
+        <w:t xml:space="preserve">Утаивание знаний, запрет на распространение или ограничение такого распространения ведёт к замедлению, </w:t>
+      </w:r>
+      <w:proofErr w:type="gramStart"/>
+      <w:r>
+        <w:t>а</w:t>
+      </w:r>
+      <w:proofErr w:type="gramEnd"/>
+      <w:r>
+        <w:t xml:space="preserve"> в конечном счете и к остановке технического и научного прогресса человечества. Это ведёт к стагнации или даже к ухудшению качества жизни всего общества и отдельных индивидов.</w:t>
       </w:r>
     </w:p>
     <w:p>
@@ -40,32 +54,26 @@
         <w:pStyle w:val="a3"/>
       </w:pPr>
       <w:r>
-        <w:t>Плагиат и присвоение авторства запрещены</w:t>
+        <w:t xml:space="preserve">Ограничение распространения, утеря культурно значимых произведений ведёт к замедлению культурного </w:t>
       </w:r>
       <w:proofErr w:type="gramStart"/>
       <w:r>
-        <w:t>.</w:t>
+        <w:t>прогресса</w:t>
       </w:r>
       <w:proofErr w:type="gramEnd"/>
       <w:r>
-        <w:t xml:space="preserve"> </w:t>
-      </w:r>
-      <w:proofErr w:type="gramStart"/>
-      <w:r>
-        <w:t>в</w:t>
-      </w:r>
-      <w:proofErr w:type="gramEnd"/>
-      <w:r>
-        <w:t xml:space="preserve"> тоже время произведение или его часть (со строгим указанием авторства), если не является незаконным распространением (демонстрация чужого произведения с целью наживы на этой демонстрации вне</w:t>
-      </w:r>
-      <w:r>
-        <w:t xml:space="preserve"> использования для</w:t>
-      </w:r>
-      <w:r>
-        <w:t xml:space="preserve"> деятельности другого автора/другого произведения)</w:t>
-      </w:r>
-      <w:r>
-        <w:t>, может быть использовано другими авторами в своих произведениях/деятельности без уведомления автора.</w:t>
+        <w:t xml:space="preserve"> как отдельных обществ, так и всего человечества, что чревато отставанием культурного развития от технологического, что ведёт к потрясениям и кризисам, связанным с неспособностью к адаптации обществ к новым </w:t>
+      </w:r>
+      <w:r>
+        <w:t>условиям жизни и дальнейшему развитию.</w:t>
+      </w:r>
+    </w:p>
+    <w:p>
+      <w:pPr>
+        <w:pStyle w:val="a5"/>
+      </w:pPr>
+      <w:r>
+        <w:t>Авторские права.</w:t>
       </w:r>
     </w:p>
     <w:p>
@@ -73,34 +81,216 @@
         <w:pStyle w:val="a3"/>
       </w:pPr>
       <w:r>
-        <w:t>Копия произведения/технического устройства/иной интеллектуальной собственности, приобретённая законно, неважно каким способом распространения, находится в полной</w:t>
-      </w:r>
-      <w:r>
-        <w:t xml:space="preserve"> и исключительной</w:t>
-      </w:r>
-      <w:r>
-        <w:t xml:space="preserve"> собственности приобретшего. Однако он не приобретает прав авторства/контроля распространения на само произведение/техническое устройство/иную интеллектуальную собственность.</w:t>
-      </w:r>
+        <w:t>Всеми авторскими правами обладает исключительно авто</w:t>
+      </w:r>
+      <w:proofErr w:type="gramStart"/>
+      <w:r>
+        <w:t>р</w:t>
+      </w:r>
+      <w:r>
+        <w:t>(</w:t>
+      </w:r>
+      <w:proofErr w:type="gramEnd"/>
+      <w:r>
+        <w:t>одиночный или коллективный)</w:t>
+      </w:r>
+      <w:r>
+        <w:t xml:space="preserve"> произведения</w:t>
+      </w:r>
+      <w:r>
+        <w:t>/технического устройства</w:t>
+      </w:r>
+      <w:r>
+        <w:t>. Эти права неотъемлемы. Автор может только дать другим людям/организациям часть прав, касающихся произведения</w:t>
+      </w:r>
+      <w:r>
+        <w:t>, оставляя эти же права за собой</w:t>
+      </w:r>
+      <w:r>
+        <w:t>. Такими</w:t>
+      </w:r>
+      <w:r>
+        <w:t xml:space="preserve"> правами</w:t>
+      </w:r>
+      <w:r>
+        <w:t xml:space="preserve"> могут быть права распространения и контроля оригинальности</w:t>
+      </w:r>
+      <w:r>
+        <w:t>. Права контроля</w:t>
+      </w:r>
+      <w:r>
+        <w:t xml:space="preserve"> и права распространения не могут быть у одной компании одновременно. </w:t>
+      </w:r>
+      <w:r>
+        <w:t>Полные п</w:t>
+      </w:r>
+      <w:r>
+        <w:t>рава авторства не могут быть у компании/юридического лица</w:t>
+      </w:r>
+      <w:r>
+        <w:t>, только у физических лиц/коллективов физических лиц</w:t>
+      </w:r>
+      <w:r>
+        <w:t>.</w:t>
+      </w:r>
+      <w:r>
+        <w:t xml:space="preserve"> Наделение правами должно быть чётко артикулирована автором, скрытые/завуалированные/шантажные контракты и соглашения не действительны</w:t>
+      </w:r>
+      <w:proofErr w:type="gramStart"/>
+      <w:r>
+        <w:t>.</w:t>
+      </w:r>
+      <w:proofErr w:type="gramEnd"/>
+      <w:r>
+        <w:t xml:space="preserve"> Соглашения и контракты не могут противоречить букве и духу закона.</w:t>
+      </w:r>
+      <w:bookmarkStart w:id="0" w:name="_GoBack"/>
+      <w:bookmarkEnd w:id="0"/>
     </w:p>
     <w:p>
       <w:pPr>
-        <w:pStyle w:val="a3"/>
-        <w:rPr>
-          <w:lang w:val="en-US"/>
-        </w:rPr>
+        <w:pStyle w:val="a5"/>
       </w:pPr>
+      <w:r>
+        <w:t>Категории прав.</w:t>
+      </w:r>
     </w:p>
     <w:p>
       <w:pPr>
         <w:pStyle w:val="a3"/>
       </w:pPr>
       <w:r>
-        <w:t xml:space="preserve">Эмуляция устройств не подпадает под авторское право, т.к. это создание нового, схожего по работе со старым, однако внутренне совершенно другим. Использование же кода, защищённого авторским правом, регулируется в соответствии с АП программных продуктов, отдельно от технической «железной» </w:t>
-      </w:r>
-      <w:bookmarkStart w:id="0" w:name="_GoBack"/>
-      <w:bookmarkEnd w:id="0"/>
-      <w:r>
-        <w:t>составляющей устройства.</w:t>
+        <w:t>Права контроля существуют не более 10 лет с момента начала распространения. Права могут быть продлены для технических средств (если те производятся в достаточном объеме) и программного обеспечения (при постоянной значимой поддержке). Затем права переходят в общественное достояние.</w:t>
+      </w:r>
+      <w:r>
+        <w:t xml:space="preserve"> Права распространения могут продлеваться бесконечно и могут быть активны и после перехода объекта права в общественное достояние, но при этом платно распространять объект могут только одобренные авторами представители.</w:t>
+      </w:r>
+    </w:p>
+    <w:p>
+      <w:pPr>
+        <w:pStyle w:val="a3"/>
+      </w:pPr>
+      <w:r>
+        <w:t>Плагиат и присвоение авторства запрещены.</w:t>
+      </w:r>
+      <w:r>
+        <w:t xml:space="preserve"> </w:t>
+      </w:r>
+      <w:proofErr w:type="gramStart"/>
+      <w:r>
+        <w:t>В</w:t>
+      </w:r>
+      <w:r>
+        <w:t xml:space="preserve"> тоже время произведение или его часть (со строгим указанием авторства), если</w:t>
+      </w:r>
+      <w:r>
+        <w:t xml:space="preserve"> это</w:t>
+      </w:r>
+      <w:r>
+        <w:t xml:space="preserve"> не является незаконным распространением (демонстрация</w:t>
+      </w:r>
+      <w:r>
+        <w:t>/распространение</w:t>
+      </w:r>
+      <w:r>
+        <w:t xml:space="preserve"> чужого произведения с целью наживы на этой демонстрации</w:t>
+      </w:r>
+      <w:r>
+        <w:t>/распространении</w:t>
+      </w:r>
+      <w:r>
+        <w:t xml:space="preserve"> вне</w:t>
+      </w:r>
+      <w:r>
+        <w:t xml:space="preserve"> использования для</w:t>
+      </w:r>
+      <w:r>
+        <w:t xml:space="preserve"> </w:t>
+      </w:r>
+      <w:r>
+        <w:lastRenderedPageBreak/>
+        <w:t>деятельности другого автора/другого произведения)</w:t>
+      </w:r>
+      <w:r>
+        <w:t xml:space="preserve">, может быть использовано другими авторами в своих произведениях/деятельности </w:t>
+      </w:r>
+      <w:r>
+        <w:t>при условии артикулированного генерального согласия автора</w:t>
+      </w:r>
+      <w:r>
+        <w:t>/смерти автора/забрасывании серии произведений автором</w:t>
+      </w:r>
+      <w:r>
+        <w:t>.</w:t>
+      </w:r>
+      <w:proofErr w:type="gramEnd"/>
+    </w:p>
+    <w:p>
+      <w:pPr>
+        <w:pStyle w:val="a3"/>
+      </w:pPr>
+      <w:r>
+        <w:t>Копия произведения/технического устройства/иной интеллектуальной собственности, приобретённая законно, неважно каким способом распространения, находится в полной</w:t>
+      </w:r>
+      <w:r>
+        <w:t xml:space="preserve"> и исключительной</w:t>
+      </w:r>
+      <w:r>
+        <w:t xml:space="preserve"> собственности приобретшего. Однако он не приобретает прав авторства/контроля распространения на само произведение/техническое устройство/иную интеллектуальную собственность.</w:t>
+      </w:r>
+    </w:p>
+    <w:p>
+      <w:pPr>
+        <w:pStyle w:val="a5"/>
+      </w:pPr>
+      <w:r>
+        <w:t>Особенности объектов прав.</w:t>
+      </w:r>
+    </w:p>
+    <w:p>
+      <w:pPr>
+        <w:pStyle w:val="a3"/>
+      </w:pPr>
+      <w:r>
+        <w:t>Эмуляция</w:t>
+      </w:r>
+      <w:r>
+        <w:t xml:space="preserve"> работы</w:t>
+      </w:r>
+      <w:r>
+        <w:t xml:space="preserve"> устрой</w:t>
+      </w:r>
+      <w:proofErr w:type="gramStart"/>
+      <w:r>
+        <w:t>ств</w:t>
+      </w:r>
+      <w:r>
+        <w:t xml:space="preserve"> пр</w:t>
+      </w:r>
+      <w:proofErr w:type="gramEnd"/>
+      <w:r>
+        <w:t>ограммными/аппаратными методами</w:t>
+      </w:r>
+      <w:r>
+        <w:t xml:space="preserve"> не подпадает под авторское право, т.к. это создание </w:t>
+      </w:r>
+      <w:r>
+        <w:t>нового объекта, схожего по работе с</w:t>
+      </w:r>
+      <w:r>
+        <w:t xml:space="preserve"> </w:t>
+      </w:r>
+      <w:r>
+        <w:t>оригинальным</w:t>
+      </w:r>
+      <w:r>
+        <w:t xml:space="preserve">, однако внутренне совершенно </w:t>
+      </w:r>
+      <w:r>
+        <w:t>иным</w:t>
+      </w:r>
+      <w:r>
+        <w:t>. Использование же кода, защищённого авторским правом, регулируется в соответствии с АП программных продуктов, отдельно от технической «железной» составляющей устройства.</w:t>
       </w:r>
     </w:p>
     <w:sectPr>

--- a/Лор/Утопия/Авторское_право.docx
+++ b/Лор/Утопия/Авторское_право.docx
@@ -134,15 +134,23 @@
         <w:t>.</w:t>
       </w:r>
       <w:r>
-        <w:t xml:space="preserve"> Наделение правами должно быть чётко артикулирована автором, скрытые/завуалированные/шантажные контракты и соглашения не действительны</w:t>
+        <w:t xml:space="preserve"> Наделение правами должно быть чётко </w:t>
       </w:r>
       <w:proofErr w:type="gramStart"/>
       <w:r>
-        <w:t>.</w:t>
+        <w:t>артикулирована</w:t>
       </w:r>
       <w:proofErr w:type="gramEnd"/>
       <w:r>
-        <w:t xml:space="preserve"> Соглашения и контракты не могут противоречить букве и духу закона.</w:t>
+        <w:t xml:space="preserve"> автором, скрытые/завуалированные/шантажные контракты и соглашения не действительны. Соглашения и контракты не могут противоречить букве и духу закона.</w:t>
+      </w:r>
+    </w:p>
+    <w:p>
+      <w:pPr>
+        <w:pStyle w:val="a3"/>
+      </w:pPr>
+      <w:r>
+        <w:t xml:space="preserve">Упоминание брендов (вне рекламы), конкретных моделей объектов/произведений не противоречит справедливому использованию. Авторское право для физических объектов применимо только для ограничения распространения/авторства – оригинальности объектов, но не может быть распространено на воспроизведение объектов в медиа. </w:t>
       </w:r>
       <w:bookmarkStart w:id="0" w:name="_GoBack"/>
       <w:bookmarkEnd w:id="0"/>
@@ -163,7 +171,11 @@
         <w:t>Права контроля существуют не более 10 лет с момента начала распространения. Права могут быть продлены для технических средств (если те производятся в достаточном объеме) и программного обеспечения (при постоянной значимой поддержке). Затем права переходят в общественное достояние.</w:t>
       </w:r>
       <w:r>
-        <w:t xml:space="preserve"> Права распространения могут продлеваться бесконечно и могут быть активны и после перехода объекта права в общественное достояние, но при этом платно распространять объект могут только одобренные авторами представители.</w:t>
+        <w:t xml:space="preserve"> Права распространения могут продлеваться бесконечно и могут быть активны и после </w:t>
+      </w:r>
+      <w:r>
+        <w:lastRenderedPageBreak/>
+        <w:t>перехода объекта права в общественное достояние, но при этом платно распространять объект могут только одобренные авторами представители.</w:t>
       </w:r>
     </w:p>
     <w:p>
@@ -205,11 +217,7 @@
         <w:t xml:space="preserve"> использования для</w:t>
       </w:r>
       <w:r>
-        <w:t xml:space="preserve"> </w:t>
-      </w:r>
-      <w:r>
-        <w:lastRenderedPageBreak/>
-        <w:t>деятельности другого автора/другого произведения)</w:t>
+        <w:t xml:space="preserve"> деятельности другого автора/другого произведения)</w:t>
       </w:r>
       <w:r>
         <w:t xml:space="preserve">, может быть использовано другими авторами в своих произведениях/деятельности </w:t>
